--- a/documents/Faza 3 - Arhitektura i projektovanje softvera Final.docx
+++ b/documents/Faza 3 - Arhitektura i projektovanje softvera Final.docx
@@ -264,61 +264,19 @@
           <w:lang w:val="sr-Latn-RS"/>
         </w:rPr>
         <w:fldChar w:fldCharType="begin"/>
-      </w:r>
-      <w:r>
-        <w:rPr>
-          <w:rFonts w:hint="default"/>
-          <w:lang w:val="sr-Latn-RS"/>
-        </w:rPr>
         <w:instrText xml:space="preserve">TOC \o "1-3" \h \u </w:instrText>
-      </w:r>
-      <w:r>
-        <w:rPr>
-          <w:rFonts w:hint="default"/>
-          <w:lang w:val="sr-Latn-RS"/>
-        </w:rPr>
         <w:fldChar w:fldCharType="separate"/>
-      </w:r>
-      <w:r>
-        <w:rPr>
-          <w:rFonts w:hint="default"/>
-          <w:lang w:val="sr-Latn-RS"/>
-        </w:rPr>
         <w:fldChar w:fldCharType="begin"/>
-      </w:r>
-      <w:r>
-        <w:rPr>
-          <w:rFonts w:hint="default"/>
-          <w:lang w:val="sr-Latn-RS"/>
-        </w:rPr>
         <w:instrText xml:space="preserve"> HYPERLINK \l _Toc28732 </w:instrText>
-      </w:r>
-      <w:r>
-        <w:rPr>
-          <w:rFonts w:hint="default"/>
-          <w:lang w:val="sr-Latn-RS"/>
-        </w:rPr>
         <w:fldChar w:fldCharType="separate"/>
       </w:r>
       <w:r>
         <w:t>1. Uvod</w:t>
-      </w:r>
-      <w:r>
         <w:tab/>
-      </w:r>
-      <w:r>
         <w:fldChar w:fldCharType="begin"/>
-      </w:r>
-      <w:r>
         <w:instrText xml:space="preserve"> PAGEREF _Toc28732 \h </w:instrText>
-      </w:r>
-      <w:r>
         <w:fldChar w:fldCharType="separate"/>
-      </w:r>
-      <w:r>
         <w:t>3</w:t>
-      </w:r>
-      <w:r>
         <w:fldChar w:fldCharType="end"/>
       </w:r>
       <w:r>
@@ -342,40 +300,16 @@
           <w:lang w:val="sr-Latn-RS"/>
         </w:rPr>
         <w:fldChar w:fldCharType="begin"/>
-      </w:r>
-      <w:r>
-        <w:rPr>
-          <w:rFonts w:hint="default"/>
-          <w:lang w:val="sr-Latn-RS"/>
-        </w:rPr>
         <w:instrText xml:space="preserve"> HYPERLINK \l _Toc17358 </w:instrText>
-      </w:r>
-      <w:r>
-        <w:rPr>
-          <w:rFonts w:hint="default"/>
-          <w:lang w:val="sr-Latn-RS"/>
-        </w:rPr>
         <w:fldChar w:fldCharType="separate"/>
       </w:r>
       <w:r>
         <w:t>2. Opšti pregled komunikacijskog modela</w:t>
-      </w:r>
-      <w:r>
         <w:tab/>
-      </w:r>
-      <w:r>
         <w:fldChar w:fldCharType="begin"/>
-      </w:r>
-      <w:r>
         <w:instrText xml:space="preserve"> PAGEREF _Toc17358 \h </w:instrText>
-      </w:r>
-      <w:r>
         <w:fldChar w:fldCharType="separate"/>
-      </w:r>
-      <w:r>
         <w:t>3</w:t>
-      </w:r>
-      <w:r>
         <w:fldChar w:fldCharType="end"/>
       </w:r>
       <w:r>
@@ -399,40 +333,16 @@
           <w:lang w:val="sr-Latn-RS"/>
         </w:rPr>
         <w:fldChar w:fldCharType="begin"/>
-      </w:r>
-      <w:r>
-        <w:rPr>
-          <w:rFonts w:hint="default"/>
-          <w:lang w:val="sr-Latn-RS"/>
-        </w:rPr>
         <w:instrText xml:space="preserve"> HYPERLINK \l _Toc29687 </w:instrText>
-      </w:r>
-      <w:r>
-        <w:rPr>
-          <w:rFonts w:hint="default"/>
-          <w:lang w:val="sr-Latn-RS"/>
-        </w:rPr>
         <w:fldChar w:fldCharType="separate"/>
       </w:r>
       <w:r>
         <w:t>3. Arhitektura komunikacijske komponente</w:t>
-      </w:r>
-      <w:r>
         <w:tab/>
-      </w:r>
-      <w:r>
         <w:fldChar w:fldCharType="begin"/>
-      </w:r>
-      <w:r>
         <w:instrText xml:space="preserve"> PAGEREF _Toc29687 \h </w:instrText>
-      </w:r>
-      <w:r>
         <w:fldChar w:fldCharType="separate"/>
-      </w:r>
-      <w:r>
         <w:t>4</w:t>
-      </w:r>
-      <w:r>
         <w:fldChar w:fldCharType="end"/>
       </w:r>
       <w:r>
@@ -456,40 +366,16 @@
           <w:lang w:val="sr-Latn-RS"/>
         </w:rPr>
         <w:fldChar w:fldCharType="begin"/>
-      </w:r>
-      <w:r>
-        <w:rPr>
-          <w:rFonts w:hint="default"/>
-          <w:lang w:val="sr-Latn-RS"/>
-        </w:rPr>
         <w:instrText xml:space="preserve"> HYPERLINK \l _Toc21909 </w:instrText>
-      </w:r>
-      <w:r>
-        <w:rPr>
-          <w:rFonts w:hint="default"/>
-          <w:lang w:val="sr-Latn-RS"/>
-        </w:rPr>
         <w:fldChar w:fldCharType="separate"/>
       </w:r>
       <w:r>
         <w:t>4. SignalR – Real-time WebSocket komunikacija</w:t>
-      </w:r>
-      <w:r>
         <w:tab/>
-      </w:r>
-      <w:r>
         <w:fldChar w:fldCharType="begin"/>
-      </w:r>
-      <w:r>
         <w:instrText xml:space="preserve"> PAGEREF _Toc21909 \h </w:instrText>
-      </w:r>
-      <w:r>
         <w:fldChar w:fldCharType="separate"/>
-      </w:r>
-      <w:r>
         <w:t>4</w:t>
-      </w:r>
-      <w:r>
         <w:fldChar w:fldCharType="end"/>
       </w:r>
       <w:r>
@@ -513,40 +399,16 @@
           <w:lang w:val="sr-Latn-RS"/>
         </w:rPr>
         <w:fldChar w:fldCharType="begin"/>
-      </w:r>
-      <w:r>
-        <w:rPr>
-          <w:rFonts w:hint="default"/>
-          <w:lang w:val="sr-Latn-RS"/>
-        </w:rPr>
         <w:instrText xml:space="preserve"> HYPERLINK \l _Toc16990 </w:instrText>
-      </w:r>
-      <w:r>
-        <w:rPr>
-          <w:rFonts w:hint="default"/>
-          <w:lang w:val="sr-Latn-RS"/>
-        </w:rPr>
         <w:fldChar w:fldCharType="separate"/>
       </w:r>
       <w:r>
         <w:t>4.1. SystemHub – WebSocket endpoint</w:t>
-      </w:r>
-      <w:r>
         <w:tab/>
-      </w:r>
-      <w:r>
         <w:fldChar w:fldCharType="begin"/>
-      </w:r>
-      <w:r>
         <w:instrText xml:space="preserve"> PAGEREF _Toc16990 \h </w:instrText>
-      </w:r>
-      <w:r>
         <w:fldChar w:fldCharType="separate"/>
-      </w:r>
-      <w:r>
         <w:t>4</w:t>
-      </w:r>
-      <w:r>
         <w:fldChar w:fldCharType="end"/>
       </w:r>
       <w:r>
@@ -570,40 +432,16 @@
           <w:lang w:val="sr-Latn-RS"/>
         </w:rPr>
         <w:fldChar w:fldCharType="begin"/>
-      </w:r>
-      <w:r>
-        <w:rPr>
-          <w:rFonts w:hint="default"/>
-          <w:lang w:val="sr-Latn-RS"/>
-        </w:rPr>
         <w:instrText xml:space="preserve"> HYPERLINK \l _Toc20296 </w:instrText>
-      </w:r>
-      <w:r>
-        <w:rPr>
-          <w:rFonts w:hint="default"/>
-          <w:lang w:val="sr-Latn-RS"/>
-        </w:rPr>
         <w:fldChar w:fldCharType="separate"/>
       </w:r>
       <w:r>
         <w:t>4.2. INotificationService i SignalRNotificationService</w:t>
-      </w:r>
-      <w:r>
         <w:tab/>
-      </w:r>
-      <w:r>
         <w:fldChar w:fldCharType="begin"/>
-      </w:r>
-      <w:r>
         <w:instrText xml:space="preserve"> PAGEREF _Toc20296 \h </w:instrText>
-      </w:r>
-      <w:r>
         <w:fldChar w:fldCharType="separate"/>
-      </w:r>
-      <w:r>
         <w:t>5</w:t>
-      </w:r>
-      <w:r>
         <w:fldChar w:fldCharType="end"/>
       </w:r>
       <w:r>
@@ -627,40 +465,16 @@
           <w:lang w:val="sr-Latn-RS"/>
         </w:rPr>
         <w:fldChar w:fldCharType="begin"/>
-      </w:r>
-      <w:r>
-        <w:rPr>
-          <w:rFonts w:hint="default"/>
-          <w:lang w:val="sr-Latn-RS"/>
-        </w:rPr>
         <w:instrText xml:space="preserve"> HYPERLINK \l _Toc22064 </w:instrText>
-      </w:r>
-      <w:r>
-        <w:rPr>
-          <w:rFonts w:hint="default"/>
-          <w:lang w:val="sr-Latn-RS"/>
-        </w:rPr>
         <w:fldChar w:fldCharType="separate"/>
       </w:r>
       <w:r>
         <w:t>4.3. SignalR događaji u sistemu</w:t>
-      </w:r>
-      <w:r>
         <w:tab/>
-      </w:r>
-      <w:r>
         <w:fldChar w:fldCharType="begin"/>
-      </w:r>
-      <w:r>
         <w:instrText xml:space="preserve"> PAGEREF _Toc22064 \h </w:instrText>
-      </w:r>
-      <w:r>
         <w:fldChar w:fldCharType="separate"/>
-      </w:r>
-      <w:r>
         <w:t>6</w:t>
-      </w:r>
-      <w:r>
         <w:fldChar w:fldCharType="end"/>
       </w:r>
       <w:r>
@@ -684,40 +498,16 @@
           <w:lang w:val="sr-Latn-RS"/>
         </w:rPr>
         <w:fldChar w:fldCharType="begin"/>
-      </w:r>
-      <w:r>
-        <w:rPr>
-          <w:rFonts w:hint="default"/>
-          <w:lang w:val="sr-Latn-RS"/>
-        </w:rPr>
         <w:instrText xml:space="preserve"> HYPERLINK \l _Toc562 </w:instrText>
-      </w:r>
-      <w:r>
-        <w:rPr>
-          <w:rFonts w:hint="default"/>
-          <w:lang w:val="sr-Latn-RS"/>
-        </w:rPr>
         <w:fldChar w:fldCharType="separate"/>
       </w:r>
       <w:r>
         <w:t>4.4. Angular klijent – @microsoft/signalr</w:t>
-      </w:r>
-      <w:r>
         <w:tab/>
-      </w:r>
-      <w:r>
         <w:fldChar w:fldCharType="begin"/>
-      </w:r>
-      <w:r>
         <w:instrText xml:space="preserve"> PAGEREF _Toc562 \h </w:instrText>
-      </w:r>
-      <w:r>
         <w:fldChar w:fldCharType="separate"/>
-      </w:r>
-      <w:r>
         <w:t>6</w:t>
-      </w:r>
-      <w:r>
         <w:fldChar w:fldCharType="end"/>
       </w:r>
       <w:r>
@@ -741,40 +531,16 @@
           <w:lang w:val="sr-Latn-RS"/>
         </w:rPr>
         <w:fldChar w:fldCharType="begin"/>
-      </w:r>
-      <w:r>
-        <w:rPr>
-          <w:rFonts w:hint="default"/>
-          <w:lang w:val="sr-Latn-RS"/>
-        </w:rPr>
         <w:instrText xml:space="preserve"> HYPERLINK \l _Toc7912 </w:instrText>
-      </w:r>
-      <w:r>
-        <w:rPr>
-          <w:rFonts w:hint="default"/>
-          <w:lang w:val="sr-Latn-RS"/>
-        </w:rPr>
         <w:fldChar w:fldCharType="separate"/>
       </w:r>
       <w:r>
         <w:t>4.5. Registracija SignalR u ASP.NET Core</w:t>
-      </w:r>
-      <w:r>
         <w:tab/>
-      </w:r>
-      <w:r>
         <w:fldChar w:fldCharType="begin"/>
-      </w:r>
-      <w:r>
         <w:instrText xml:space="preserve"> PAGEREF _Toc7912 \h </w:instrText>
-      </w:r>
-      <w:r>
         <w:fldChar w:fldCharType="separate"/>
-      </w:r>
-      <w:r>
         <w:t>7</w:t>
-      </w:r>
-      <w:r>
         <w:fldChar w:fldCharType="end"/>
       </w:r>
       <w:r>
@@ -798,40 +564,16 @@
           <w:lang w:val="sr-Latn-RS"/>
         </w:rPr>
         <w:fldChar w:fldCharType="begin"/>
-      </w:r>
-      <w:r>
-        <w:rPr>
-          <w:rFonts w:hint="default"/>
-          <w:lang w:val="sr-Latn-RS"/>
-        </w:rPr>
         <w:instrText xml:space="preserve"> HYPERLINK \l _Toc32194 </w:instrText>
-      </w:r>
-      <w:r>
-        <w:rPr>
-          <w:rFonts w:hint="default"/>
-          <w:lang w:val="sr-Latn-RS"/>
-        </w:rPr>
         <w:fldChar w:fldCharType="separate"/>
       </w:r>
       <w:r>
         <w:t>5. RabbitMQ – Asinhrona komunikacija putem poruka</w:t>
-      </w:r>
-      <w:r>
         <w:tab/>
-      </w:r>
-      <w:r>
         <w:fldChar w:fldCharType="begin"/>
-      </w:r>
-      <w:r>
         <w:instrText xml:space="preserve"> PAGEREF _Toc32194 \h </w:instrText>
-      </w:r>
-      <w:r>
         <w:fldChar w:fldCharType="separate"/>
-      </w:r>
-      <w:r>
         <w:t>7</w:t>
-      </w:r>
-      <w:r>
         <w:fldChar w:fldCharType="end"/>
       </w:r>
       <w:r>
@@ -855,40 +597,16 @@
           <w:lang w:val="sr-Latn-RS"/>
         </w:rPr>
         <w:fldChar w:fldCharType="begin"/>
-      </w:r>
-      <w:r>
-        <w:rPr>
-          <w:rFonts w:hint="default"/>
-          <w:lang w:val="sr-Latn-RS"/>
-        </w:rPr>
         <w:instrText xml:space="preserve"> HYPERLINK \l _Toc15537 </w:instrText>
-      </w:r>
-      <w:r>
-        <w:rPr>
-          <w:rFonts w:hint="default"/>
-          <w:lang w:val="sr-Latn-RS"/>
-        </w:rPr>
         <w:fldChar w:fldCharType="separate"/>
       </w:r>
       <w:r>
         <w:t>5.1. RabbitMQ komponente u sistemu</w:t>
-      </w:r>
-      <w:r>
         <w:tab/>
-      </w:r>
-      <w:r>
         <w:fldChar w:fldCharType="begin"/>
-      </w:r>
-      <w:r>
         <w:instrText xml:space="preserve"> PAGEREF _Toc15537 \h </w:instrText>
-      </w:r>
-      <w:r>
         <w:fldChar w:fldCharType="separate"/>
-      </w:r>
-      <w:r>
         <w:t>7</w:t>
-      </w:r>
-      <w:r>
         <w:fldChar w:fldCharType="end"/>
       </w:r>
       <w:r>
@@ -912,40 +630,16 @@
           <w:lang w:val="sr-Latn-RS"/>
         </w:rPr>
         <w:fldChar w:fldCharType="begin"/>
-      </w:r>
-      <w:r>
-        <w:rPr>
-          <w:rFonts w:hint="default"/>
-          <w:lang w:val="sr-Latn-RS"/>
-        </w:rPr>
         <w:instrText xml:space="preserve"> HYPERLINK \l _Toc15904 </w:instrText>
-      </w:r>
-      <w:r>
-        <w:rPr>
-          <w:rFonts w:hint="default"/>
-          <w:lang w:val="sr-Latn-RS"/>
-        </w:rPr>
         <w:fldChar w:fldCharType="separate"/>
       </w:r>
       <w:r>
         <w:t>5.2. RabbitMqConnectionManager – upravljanje konekcijom</w:t>
-      </w:r>
-      <w:r>
         <w:tab/>
-      </w:r>
-      <w:r>
         <w:fldChar w:fldCharType="begin"/>
-      </w:r>
-      <w:r>
         <w:instrText xml:space="preserve"> PAGEREF _Toc15904 \h </w:instrText>
-      </w:r>
-      <w:r>
         <w:fldChar w:fldCharType="separate"/>
-      </w:r>
-      <w:r>
         <w:t>7</w:t>
-      </w:r>
-      <w:r>
         <w:fldChar w:fldCharType="end"/>
       </w:r>
       <w:r>
@@ -969,40 +663,16 @@
           <w:lang w:val="sr-Latn-RS"/>
         </w:rPr>
         <w:fldChar w:fldCharType="begin"/>
-      </w:r>
-      <w:r>
-        <w:rPr>
-          <w:rFonts w:hint="default"/>
-          <w:lang w:val="sr-Latn-RS"/>
-        </w:rPr>
         <w:instrText xml:space="preserve"> HYPERLINK \l _Toc19730 </w:instrText>
-      </w:r>
-      <w:r>
-        <w:rPr>
-          <w:rFonts w:hint="default"/>
-          <w:lang w:val="sr-Latn-RS"/>
-        </w:rPr>
         <w:fldChar w:fldCharType="separate"/>
       </w:r>
       <w:r>
         <w:t>5.3. RabbitMQBus – objavljivanje poruka</w:t>
-      </w:r>
-      <w:r>
         <w:tab/>
-      </w:r>
-      <w:r>
         <w:fldChar w:fldCharType="begin"/>
-      </w:r>
-      <w:r>
         <w:instrText xml:space="preserve"> PAGEREF _Toc19730 \h </w:instrText>
-      </w:r>
-      <w:r>
         <w:fldChar w:fldCharType="separate"/>
-      </w:r>
-      <w:r>
         <w:t>8</w:t>
-      </w:r>
-      <w:r>
         <w:fldChar w:fldCharType="end"/>
       </w:r>
       <w:r>
@@ -1026,40 +696,16 @@
           <w:lang w:val="sr-Latn-RS"/>
         </w:rPr>
         <w:fldChar w:fldCharType="begin"/>
-      </w:r>
-      <w:r>
-        <w:rPr>
-          <w:rFonts w:hint="default"/>
-          <w:lang w:val="sr-Latn-RS"/>
-        </w:rPr>
         <w:instrText xml:space="preserve"> HYPERLINK \l _Toc15533 </w:instrText>
-      </w:r>
-      <w:r>
-        <w:rPr>
-          <w:rFonts w:hint="default"/>
-          <w:lang w:val="sr-Latn-RS"/>
-        </w:rPr>
         <w:fldChar w:fldCharType="separate"/>
       </w:r>
       <w:r>
         <w:t>5.4. RabbitMQ redovi (Queues)</w:t>
-      </w:r>
-      <w:r>
         <w:tab/>
-      </w:r>
-      <w:r>
         <w:fldChar w:fldCharType="begin"/>
-      </w:r>
-      <w:r>
         <w:instrText xml:space="preserve"> PAGEREF _Toc15533 \h </w:instrText>
-      </w:r>
-      <w:r>
         <w:fldChar w:fldCharType="separate"/>
-      </w:r>
-      <w:r>
         <w:t>9</w:t>
-      </w:r>
-      <w:r>
         <w:fldChar w:fldCharType="end"/>
       </w:r>
       <w:r>
@@ -1083,40 +729,16 @@
           <w:lang w:val="sr-Latn-RS"/>
         </w:rPr>
         <w:fldChar w:fldCharType="begin"/>
-      </w:r>
-      <w:r>
-        <w:rPr>
-          <w:rFonts w:hint="default"/>
-          <w:lang w:val="sr-Latn-RS"/>
-        </w:rPr>
         <w:instrText xml:space="preserve"> HYPERLINK \l _Toc22009 </w:instrText>
-      </w:r>
-      <w:r>
-        <w:rPr>
-          <w:rFonts w:hint="default"/>
-          <w:lang w:val="sr-Latn-RS"/>
-        </w:rPr>
         <w:fldChar w:fldCharType="separate"/>
       </w:r>
       <w:r>
         <w:t>5.5. DomainEventConsumerService – konzument domenskih događaja</w:t>
-      </w:r>
-      <w:r>
         <w:tab/>
-      </w:r>
-      <w:r>
         <w:fldChar w:fldCharType="begin"/>
-      </w:r>
-      <w:r>
         <w:instrText xml:space="preserve"> PAGEREF _Toc22009 \h </w:instrText>
-      </w:r>
-      <w:r>
         <w:fldChar w:fldCharType="separate"/>
-      </w:r>
-      <w:r>
         <w:t>9</w:t>
-      </w:r>
-      <w:r>
         <w:fldChar w:fldCharType="end"/>
       </w:r>
       <w:r>
@@ -1140,40 +762,16 @@
           <w:lang w:val="sr-Latn-RS"/>
         </w:rPr>
         <w:fldChar w:fldCharType="begin"/>
-      </w:r>
-      <w:r>
-        <w:rPr>
-          <w:rFonts w:hint="default"/>
-          <w:lang w:val="sr-Latn-RS"/>
-        </w:rPr>
         <w:instrText xml:space="preserve"> HYPERLINK \l _Toc22889 </w:instrText>
-      </w:r>
-      <w:r>
-        <w:rPr>
-          <w:rFonts w:hint="default"/>
-          <w:lang w:val="sr-Latn-RS"/>
-        </w:rPr>
         <w:fldChar w:fldCharType="separate"/>
       </w:r>
       <w:r>
         <w:t>5.6. Konfiguracija RabbitMQ</w:t>
-      </w:r>
-      <w:r>
         <w:tab/>
-      </w:r>
-      <w:r>
         <w:fldChar w:fldCharType="begin"/>
-      </w:r>
-      <w:r>
         <w:instrText xml:space="preserve"> PAGEREF _Toc22889 \h </w:instrText>
-      </w:r>
-      <w:r>
         <w:fldChar w:fldCharType="separate"/>
-      </w:r>
-      <w:r>
         <w:t>10</w:t>
-      </w:r>
-      <w:r>
         <w:fldChar w:fldCharType="end"/>
       </w:r>
       <w:r>
@@ -1197,40 +795,16 @@
           <w:lang w:val="sr-Latn-RS"/>
         </w:rPr>
         <w:fldChar w:fldCharType="begin"/>
-      </w:r>
-      <w:r>
-        <w:rPr>
-          <w:rFonts w:hint="default"/>
-          <w:lang w:val="sr-Latn-RS"/>
-        </w:rPr>
         <w:instrText xml:space="preserve"> HYPERLINK \l _Toc2569 </w:instrText>
-      </w:r>
-      <w:r>
-        <w:rPr>
-          <w:rFonts w:hint="default"/>
-          <w:lang w:val="sr-Latn-RS"/>
-        </w:rPr>
         <w:fldChar w:fldCharType="separate"/>
       </w:r>
       <w:r>
         <w:t>6. Observer pattern – veza domenskog sloja i komunikacijske infrastrukture</w:t>
-      </w:r>
-      <w:r>
         <w:tab/>
-      </w:r>
-      <w:r>
         <w:fldChar w:fldCharType="begin"/>
-      </w:r>
-      <w:r>
         <w:instrText xml:space="preserve"> PAGEREF _Toc2569 \h </w:instrText>
-      </w:r>
-      <w:r>
         <w:fldChar w:fldCharType="separate"/>
-      </w:r>
-      <w:r>
         <w:t>10</w:t>
-      </w:r>
-      <w:r>
         <w:fldChar w:fldCharType="end"/>
       </w:r>
       <w:r>
@@ -1254,40 +828,16 @@
           <w:lang w:val="sr-Latn-RS"/>
         </w:rPr>
         <w:fldChar w:fldCharType="begin"/>
-      </w:r>
-      <w:r>
-        <w:rPr>
-          <w:rFonts w:hint="default"/>
-          <w:lang w:val="sr-Latn-RS"/>
-        </w:rPr>
         <w:instrText xml:space="preserve"> HYPERLINK \l _Toc3212 </w:instrText>
-      </w:r>
-      <w:r>
-        <w:rPr>
-          <w:rFonts w:hint="default"/>
-          <w:lang w:val="sr-Latn-RS"/>
-        </w:rPr>
         <w:fldChar w:fldCharType="separate"/>
       </w:r>
       <w:r>
         <w:t>6.1. Komponente Observer obrasca</w:t>
-      </w:r>
-      <w:r>
         <w:tab/>
-      </w:r>
-      <w:r>
         <w:fldChar w:fldCharType="begin"/>
-      </w:r>
-      <w:r>
         <w:instrText xml:space="preserve"> PAGEREF _Toc3212 \h </w:instrText>
-      </w:r>
-      <w:r>
         <w:fldChar w:fldCharType="separate"/>
-      </w:r>
-      <w:r>
         <w:t>10</w:t>
-      </w:r>
-      <w:r>
         <w:fldChar w:fldCharType="end"/>
       </w:r>
       <w:r>
@@ -1311,40 +861,16 @@
           <w:lang w:val="sr-Latn-RS"/>
         </w:rPr>
         <w:fldChar w:fldCharType="begin"/>
-      </w:r>
-      <w:r>
-        <w:rPr>
-          <w:rFonts w:hint="default"/>
-          <w:lang w:val="sr-Latn-RS"/>
-        </w:rPr>
         <w:instrText xml:space="preserve"> HYPERLINK \l _Toc14416 </w:instrText>
-      </w:r>
-      <w:r>
-        <w:rPr>
-          <w:rFonts w:hint="default"/>
-          <w:lang w:val="sr-Latn-RS"/>
-        </w:rPr>
         <w:fldChar w:fldCharType="separate"/>
       </w:r>
       <w:r>
         <w:t>6.2. Tok domenskog događaja</w:t>
-      </w:r>
-      <w:r>
         <w:tab/>
-      </w:r>
-      <w:r>
         <w:fldChar w:fldCharType="begin"/>
-      </w:r>
-      <w:r>
         <w:instrText xml:space="preserve"> PAGEREF _Toc14416 \h </w:instrText>
-      </w:r>
-      <w:r>
         <w:fldChar w:fldCharType="separate"/>
-      </w:r>
-      <w:r>
         <w:t>10</w:t>
-      </w:r>
-      <w:r>
         <w:fldChar w:fldCharType="end"/>
       </w:r>
       <w:r>
@@ -1368,40 +894,16 @@
           <w:lang w:val="sr-Latn-RS"/>
         </w:rPr>
         <w:fldChar w:fldCharType="begin"/>
-      </w:r>
-      <w:r>
-        <w:rPr>
-          <w:rFonts w:hint="default"/>
-          <w:lang w:val="sr-Latn-RS"/>
-        </w:rPr>
         <w:instrText xml:space="preserve"> HYPERLINK \l _Toc2512 </w:instrText>
-      </w:r>
-      <w:r>
-        <w:rPr>
-          <w:rFonts w:hint="default"/>
-          <w:lang w:val="sr-Latn-RS"/>
-        </w:rPr>
         <w:fldChar w:fldCharType="separate"/>
       </w:r>
       <w:r>
         <w:t>6.3. Domenski događaji koji se objavljuju</w:t>
-      </w:r>
-      <w:r>
         <w:tab/>
-      </w:r>
-      <w:r>
         <w:fldChar w:fldCharType="begin"/>
-      </w:r>
-      <w:r>
         <w:instrText xml:space="preserve"> PAGEREF _Toc2512 \h </w:instrText>
-      </w:r>
-      <w:r>
         <w:fldChar w:fldCharType="separate"/>
-      </w:r>
-      <w:r>
         <w:t>11</w:t>
-      </w:r>
-      <w:r>
         <w:fldChar w:fldCharType="end"/>
       </w:r>
       <w:r>
@@ -1425,40 +927,16 @@
           <w:lang w:val="sr-Latn-RS"/>
         </w:rPr>
         <w:fldChar w:fldCharType="begin"/>
-      </w:r>
-      <w:r>
-        <w:rPr>
-          <w:rFonts w:hint="default"/>
-          <w:lang w:val="sr-Latn-RS"/>
-        </w:rPr>
         <w:instrText xml:space="preserve"> HYPERLINK \l _Toc2778 </w:instrText>
-      </w:r>
-      <w:r>
-        <w:rPr>
-          <w:rFonts w:hint="default"/>
-          <w:lang w:val="sr-Latn-RS"/>
-        </w:rPr>
         <w:fldChar w:fldCharType="separate"/>
       </w:r>
       <w:r>
         <w:t>7. Chat sistem – kompletni tok komunikacije</w:t>
-      </w:r>
-      <w:r>
         <w:tab/>
-      </w:r>
-      <w:r>
         <w:fldChar w:fldCharType="begin"/>
-      </w:r>
-      <w:r>
         <w:instrText xml:space="preserve"> PAGEREF _Toc2778 \h </w:instrText>
-      </w:r>
-      <w:r>
         <w:fldChar w:fldCharType="separate"/>
-      </w:r>
-      <w:r>
         <w:t>11</w:t>
-      </w:r>
-      <w:r>
         <w:fldChar w:fldCharType="end"/>
       </w:r>
       <w:r>
@@ -1482,40 +960,16 @@
           <w:lang w:val="sr-Latn-RS"/>
         </w:rPr>
         <w:fldChar w:fldCharType="begin"/>
-      </w:r>
-      <w:r>
-        <w:rPr>
-          <w:rFonts w:hint="default"/>
-          <w:lang w:val="sr-Latn-RS"/>
-        </w:rPr>
         <w:instrText xml:space="preserve"> HYPERLINK \l _Toc2890 </w:instrText>
-      </w:r>
-      <w:r>
-        <w:rPr>
-          <w:rFonts w:hint="default"/>
-          <w:lang w:val="sr-Latn-RS"/>
-        </w:rPr>
         <w:fldChar w:fldCharType="separate"/>
       </w:r>
       <w:r>
         <w:t>7.1. Tok slanja chat poruke</w:t>
-      </w:r>
-      <w:r>
         <w:tab/>
-      </w:r>
-      <w:r>
         <w:fldChar w:fldCharType="begin"/>
-      </w:r>
-      <w:r>
         <w:instrText xml:space="preserve"> PAGEREF _Toc2890 \h </w:instrText>
-      </w:r>
-      <w:r>
         <w:fldChar w:fldCharType="separate"/>
-      </w:r>
-      <w:r>
         <w:t>11</w:t>
-      </w:r>
-      <w:r>
         <w:fldChar w:fldCharType="end"/>
       </w:r>
       <w:r>
@@ -1539,40 +993,16 @@
           <w:lang w:val="sr-Latn-RS"/>
         </w:rPr>
         <w:fldChar w:fldCharType="begin"/>
-      </w:r>
-      <w:r>
-        <w:rPr>
-          <w:rFonts w:hint="default"/>
-          <w:lang w:val="sr-Latn-RS"/>
-        </w:rPr>
         <w:instrText xml:space="preserve"> HYPERLINK \l _Toc4799 </w:instrText>
-      </w:r>
-      <w:r>
-        <w:rPr>
-          <w:rFonts w:hint="default"/>
-          <w:lang w:val="sr-Latn-RS"/>
-        </w:rPr>
         <w:fldChar w:fldCharType="separate"/>
       </w:r>
       <w:r>
         <w:t>7.2. Upravljanje razgovorima</w:t>
-      </w:r>
-      <w:r>
         <w:tab/>
-      </w:r>
-      <w:r>
         <w:fldChar w:fldCharType="begin"/>
-      </w:r>
-      <w:r>
         <w:instrText xml:space="preserve"> PAGEREF _Toc4799 \h </w:instrText>
-      </w:r>
-      <w:r>
         <w:fldChar w:fldCharType="separate"/>
-      </w:r>
-      <w:r>
         <w:t>12</w:t>
-      </w:r>
-      <w:r>
         <w:fldChar w:fldCharType="end"/>
       </w:r>
       <w:r>
@@ -1596,40 +1026,16 @@
           <w:lang w:val="sr-Latn-RS"/>
         </w:rPr>
         <w:fldChar w:fldCharType="begin"/>
-      </w:r>
-      <w:r>
-        <w:rPr>
-          <w:rFonts w:hint="default"/>
-          <w:lang w:val="sr-Latn-RS"/>
-        </w:rPr>
         <w:instrText xml:space="preserve"> HYPERLINK \l _Toc26559 </w:instrText>
-      </w:r>
-      <w:r>
-        <w:rPr>
-          <w:rFonts w:hint="default"/>
-          <w:lang w:val="sr-Latn-RS"/>
-        </w:rPr>
         <w:fldChar w:fldCharType="separate"/>
       </w:r>
       <w:r>
         <w:t>8. Real-time notifikacije – sistematski pregled</w:t>
-      </w:r>
-      <w:r>
         <w:tab/>
-      </w:r>
-      <w:r>
         <w:fldChar w:fldCharType="begin"/>
-      </w:r>
-      <w:r>
         <w:instrText xml:space="preserve"> PAGEREF _Toc26559 \h </w:instrText>
-      </w:r>
-      <w:r>
         <w:fldChar w:fldCharType="separate"/>
-      </w:r>
-      <w:r>
         <w:t>12</w:t>
-      </w:r>
-      <w:r>
         <w:fldChar w:fldCharType="end"/>
       </w:r>
       <w:r>
@@ -1653,40 +1059,16 @@
           <w:lang w:val="sr-Latn-RS"/>
         </w:rPr>
         <w:fldChar w:fldCharType="begin"/>
-      </w:r>
-      <w:r>
-        <w:rPr>
-          <w:rFonts w:hint="default"/>
-          <w:lang w:val="sr-Latn-RS"/>
-        </w:rPr>
         <w:instrText xml:space="preserve"> HYPERLINK \l _Toc21906 </w:instrText>
-      </w:r>
-      <w:r>
-        <w:rPr>
-          <w:rFonts w:hint="default"/>
-          <w:lang w:val="sr-Latn-RS"/>
-        </w:rPr>
         <w:fldChar w:fldCharType="separate"/>
       </w:r>
       <w:r>
         <w:t>8.1. Notifikacije zaključavanja ploče</w:t>
-      </w:r>
-      <w:r>
         <w:tab/>
-      </w:r>
-      <w:r>
         <w:fldChar w:fldCharType="begin"/>
-      </w:r>
-      <w:r>
         <w:instrText xml:space="preserve"> PAGEREF _Toc21906 \h </w:instrText>
-      </w:r>
-      <w:r>
         <w:fldChar w:fldCharType="separate"/>
-      </w:r>
-      <w:r>
         <w:t>12</w:t>
-      </w:r>
-      <w:r>
         <w:fldChar w:fldCharType="end"/>
       </w:r>
       <w:r>
@@ -1710,40 +1092,16 @@
           <w:lang w:val="sr-Latn-RS"/>
         </w:rPr>
         <w:fldChar w:fldCharType="begin"/>
-      </w:r>
-      <w:r>
-        <w:rPr>
-          <w:rFonts w:hint="default"/>
-          <w:lang w:val="sr-Latn-RS"/>
-        </w:rPr>
         <w:instrText xml:space="preserve"> HYPERLINK \l _Toc30929 </w:instrText>
-      </w:r>
-      <w:r>
-        <w:rPr>
-          <w:rFonts w:hint="default"/>
-          <w:lang w:val="sr-Latn-RS"/>
-        </w:rPr>
         <w:fldChar w:fldCharType="separate"/>
       </w:r>
       <w:r>
         <w:t>8.2. Notifikacije zaključavanja radnih stavki</w:t>
-      </w:r>
-      <w:r>
         <w:tab/>
-      </w:r>
-      <w:r>
         <w:fldChar w:fldCharType="begin"/>
-      </w:r>
-      <w:r>
         <w:instrText xml:space="preserve"> PAGEREF _Toc30929 \h </w:instrText>
-      </w:r>
-      <w:r>
         <w:fldChar w:fldCharType="separate"/>
-      </w:r>
-      <w:r>
         <w:t>12</w:t>
-      </w:r>
-      <w:r>
         <w:fldChar w:fldCharType="end"/>
       </w:r>
       <w:r>
@@ -1767,40 +1125,16 @@
           <w:lang w:val="sr-Latn-RS"/>
         </w:rPr>
         <w:fldChar w:fldCharType="begin"/>
-      </w:r>
-      <w:r>
-        <w:rPr>
-          <w:rFonts w:hint="default"/>
-          <w:lang w:val="sr-Latn-RS"/>
-        </w:rPr>
         <w:instrText xml:space="preserve"> HYPERLINK \l _Toc28512 </w:instrText>
-      </w:r>
-      <w:r>
-        <w:rPr>
-          <w:rFonts w:hint="default"/>
-          <w:lang w:val="sr-Latn-RS"/>
-        </w:rPr>
         <w:fldChar w:fldCharType="separate"/>
       </w:r>
       <w:r>
         <w:t>8.3. Ostale notifikacije</w:t>
-      </w:r>
-      <w:r>
         <w:tab/>
-      </w:r>
-      <w:r>
         <w:fldChar w:fldCharType="begin"/>
-      </w:r>
-      <w:r>
         <w:instrText xml:space="preserve"> PAGEREF _Toc28512 \h </w:instrText>
-      </w:r>
-      <w:r>
         <w:fldChar w:fldCharType="separate"/>
-      </w:r>
-      <w:r>
         <w:t>13</w:t>
-      </w:r>
-      <w:r>
         <w:fldChar w:fldCharType="end"/>
       </w:r>
       <w:r>
@@ -1824,40 +1158,16 @@
           <w:lang w:val="sr-Latn-RS"/>
         </w:rPr>
         <w:fldChar w:fldCharType="begin"/>
-      </w:r>
-      <w:r>
-        <w:rPr>
-          <w:rFonts w:hint="default"/>
-          <w:lang w:val="sr-Latn-RS"/>
-        </w:rPr>
         <w:instrText xml:space="preserve"> HYPERLINK \l _Toc14209 </w:instrText>
-      </w:r>
-      <w:r>
-        <w:rPr>
-          <w:rFonts w:hint="default"/>
-          <w:lang w:val="sr-Latn-RS"/>
-        </w:rPr>
         <w:fldChar w:fldCharType="separate"/>
       </w:r>
       <w:r>
         <w:t>9. Razlozi odabira komunikacijskih tehnologija</w:t>
-      </w:r>
-      <w:r>
         <w:tab/>
-      </w:r>
-      <w:r>
         <w:fldChar w:fldCharType="begin"/>
-      </w:r>
-      <w:r>
         <w:instrText xml:space="preserve"> PAGEREF _Toc14209 \h </w:instrText>
-      </w:r>
-      <w:r>
         <w:fldChar w:fldCharType="separate"/>
-      </w:r>
-      <w:r>
         <w:t>13</w:t>
-      </w:r>
-      <w:r>
         <w:fldChar w:fldCharType="end"/>
       </w:r>
       <w:r>
@@ -1881,40 +1191,16 @@
           <w:lang w:val="sr-Latn-RS"/>
         </w:rPr>
         <w:fldChar w:fldCharType="begin"/>
-      </w:r>
-      <w:r>
-        <w:rPr>
-          <w:rFonts w:hint="default"/>
-          <w:lang w:val="sr-Latn-RS"/>
-        </w:rPr>
         <w:instrText xml:space="preserve"> HYPERLINK \l _Toc13731 </w:instrText>
-      </w:r>
-      <w:r>
-        <w:rPr>
-          <w:rFonts w:hint="default"/>
-          <w:lang w:val="sr-Latn-RS"/>
-        </w:rPr>
         <w:fldChar w:fldCharType="separate"/>
       </w:r>
       <w:r>
         <w:t>9.1. Zašto SignalR</w:t>
-      </w:r>
-      <w:r>
         <w:tab/>
-      </w:r>
-      <w:r>
         <w:fldChar w:fldCharType="begin"/>
-      </w:r>
-      <w:r>
         <w:instrText xml:space="preserve"> PAGEREF _Toc13731 \h </w:instrText>
-      </w:r>
-      <w:r>
         <w:fldChar w:fldCharType="separate"/>
-      </w:r>
-      <w:r>
         <w:t>13</w:t>
-      </w:r>
-      <w:r>
         <w:fldChar w:fldCharType="end"/>
       </w:r>
       <w:r>
@@ -1938,40 +1224,16 @@
           <w:lang w:val="sr-Latn-RS"/>
         </w:rPr>
         <w:fldChar w:fldCharType="begin"/>
-      </w:r>
-      <w:r>
-        <w:rPr>
-          <w:rFonts w:hint="default"/>
-          <w:lang w:val="sr-Latn-RS"/>
-        </w:rPr>
         <w:instrText xml:space="preserve"> HYPERLINK \l _Toc27096 </w:instrText>
-      </w:r>
-      <w:r>
-        <w:rPr>
-          <w:rFonts w:hint="default"/>
-          <w:lang w:val="sr-Latn-RS"/>
-        </w:rPr>
         <w:fldChar w:fldCharType="separate"/>
       </w:r>
       <w:r>
         <w:t>9.2. Zašto RabbitMQ</w:t>
-      </w:r>
-      <w:r>
         <w:tab/>
-      </w:r>
-      <w:r>
         <w:fldChar w:fldCharType="begin"/>
-      </w:r>
-      <w:r>
         <w:instrText xml:space="preserve"> PAGEREF _Toc27096 \h </w:instrText>
-      </w:r>
-      <w:r>
         <w:fldChar w:fldCharType="separate"/>
-      </w:r>
-      <w:r>
         <w:t>13</w:t>
-      </w:r>
-      <w:r>
         <w:fldChar w:fldCharType="end"/>
       </w:r>
       <w:r>
@@ -1995,40 +1257,16 @@
           <w:lang w:val="sr-Latn-RS"/>
         </w:rPr>
         <w:fldChar w:fldCharType="begin"/>
-      </w:r>
-      <w:r>
-        <w:rPr>
-          <w:rFonts w:hint="default"/>
-          <w:lang w:val="sr-Latn-RS"/>
-        </w:rPr>
         <w:instrText xml:space="preserve"> HYPERLINK \l _Toc27352 </w:instrText>
-      </w:r>
-      <w:r>
-        <w:rPr>
-          <w:rFonts w:hint="default"/>
-          <w:lang w:val="sr-Latn-RS"/>
-        </w:rPr>
         <w:fldChar w:fldCharType="separate"/>
       </w:r>
       <w:r>
         <w:t>10. Zaključak</w:t>
-      </w:r>
-      <w:r>
         <w:tab/>
-      </w:r>
-      <w:r>
         <w:fldChar w:fldCharType="begin"/>
-      </w:r>
-      <w:r>
         <w:instrText xml:space="preserve"> PAGEREF _Toc27352 \h </w:instrText>
-      </w:r>
-      <w:r>
         <w:fldChar w:fldCharType="separate"/>
-      </w:r>
-      <w:r>
         <w:t>13</w:t>
-      </w:r>
-      <w:r>
         <w:fldChar w:fldCharType="end"/>
       </w:r>
       <w:r>
@@ -3291,7 +2529,7 @@
           <w:b w:val="0"/>
           <w:i w:val="0"/>
         </w:rPr>
-        <w:t>SystemHub je centralna tačka svih WebSocket veza u sistemu. Registrovan je na putanji /hubs/chat i zahtijeva autentifikaciju ([Authorize] atribut). Svaki korisnik pri spajanju automatski biva dodan u vlastitu grupu user-{userId}, što omogućava precizno ciljanje notifikacija.</w:t>
+        <w:t>SystemHub je centralna tačka svih WebSocket veza u sistemu. Registrovan je na putanji /hubs/chat i zahtijeva autentifikaciju ([Authorize] atribut). Svaki korisnik pri spajanju automatski biva dodan u vlastitu grupu user-{userId}, što omogućava precizno ciljanje notifikacija. Hub dodatno izlaže metode JoinBoard(boardId) i LeaveBoard(boardId) kojima se klijent pridružuje grupi board-{boardId} radi praćenja promena na otvorenoj ploči, a pri konekciji i diskonekciji svim ostalim klijentima emituje UserPresenceChanged događaj (online/offline status).</w:t>
       </w:r>
     </w:p>
     <w:p>
@@ -3718,7 +2956,7 @@
               <w:rPr>
                 <w:sz w:val="18"/>
               </w:rPr>
-              <w:t>Korisnik dostupan za notifikacije, vidljiv kao online</w:t>
+              <w:t>Korisnik dostupan za notifikacije; ostalima se emituje UserPresenceChanged (online)</w:t>
             </w:r>
           </w:p>
         </w:tc>
@@ -3784,7 +3022,7 @@
               <w:rPr>
                 <w:sz w:val="18"/>
               </w:rPr>
-              <w:t>Korisnik označen kao offline</w:t>
+              <w:t>Korisnik označen kao offline; ostalima se emituje UserPresenceChanged (offline)</w:t>
             </w:r>
           </w:p>
         </w:tc>
@@ -3816,7 +3054,7 @@
               <w:spacing w:after="0" w:line="240" w:lineRule="auto"/>
             </w:pPr>
             <w:r>
-              <w:t>OnConnectedAsync (automatski AddToGroup user-{userId})</w:t>
+              <w:t>JoinBoard(boardId) – hub metoda</w:t>
             </w:r>
           </w:p>
         </w:tc>
@@ -3833,7 +3071,7 @@
               <w:rPr>
                 <w:sz w:val="18"/>
               </w:rPr>
-              <w:t>AddToGroupAsync(ConnectionId, userId)</w:t>
+              <w:t>AddToGroupAsync(ConnectionId, board-{boardId})</w:t>
             </w:r>
           </w:p>
         </w:tc>
@@ -3850,7 +3088,7 @@
               <w:rPr>
                 <w:sz w:val="18"/>
               </w:rPr>
-              <w:t>Alternativno dodavanje u grupu</w:t>
+              <w:t>Klijent prima real-time događaje otvorene ploče</w:t>
             </w:r>
           </w:p>
         </w:tc>
@@ -3881,7 +3119,7 @@
               <w:spacing w:after="0" w:line="240" w:lineRule="auto"/>
             </w:pPr>
             <w:r>
-              <w:t>(uklonjeno iz huba - nije potrebno)</w:t>
+              <w:t>LeaveBoard(boardId) – hub metoda</w:t>
             </w:r>
           </w:p>
         </w:tc>
@@ -3897,7 +3135,7 @@
               <w:rPr>
                 <w:sz w:val="18"/>
               </w:rPr>
-              <w:t>RemoveFromGroupAsync(ConnectionId, userId)</w:t>
+              <w:t>RemoveFromGroupAsync(ConnectionId, board-{boardId})</w:t>
             </w:r>
           </w:p>
         </w:tc>
@@ -3913,7 +3151,7 @@
               <w:rPr>
                 <w:sz w:val="18"/>
               </w:rPr>
-              <w:t>Uklanjanje iz grupe</w:t>
+              <w:t>Prestanak praćenja ploče pri zatvaranju</w:t>
             </w:r>
           </w:p>
         </w:tc>
@@ -3995,6 +3233,19 @@
           <w:sz w:val="18"/>
         </w:rPr>
         <w:t xml:space="preserve">    Task SendToUserAsync(int userId, string eventName, object payload);</w:t>
+      </w:r>
+    </w:p>
+    <w:p>
+      <w:pPr>
+        <w:spacing w:before="20" w:after="20"/>
+        <w:ind w:left="432"/>
+      </w:pPr>
+      <w:r>
+        <w:rPr>
+          <w:rFonts w:ascii="Courier New" w:hAnsi="Courier New"/>
+          <w:sz w:val="18"/>
+        </w:rPr>
+        <w:t xml:space="preserve">    Task SendToGroupAsync(string groupName, string eventName, object payload);</w:t>
       </w:r>
     </w:p>
     <w:p>
@@ -4738,6 +3989,166 @@
           </w:p>
         </w:tc>
       </w:tr>
+      <w:tr>
+        <w:tblPrEx>
+          <w:tblBorders>
+            <w:top w:val="single" w:color="auto" w:sz="4" w:space="0"/>
+            <w:left w:val="single" w:color="auto" w:sz="4" w:space="0"/>
+            <w:bottom w:val="single" w:color="auto" w:sz="4" w:space="0"/>
+            <w:right w:val="single" w:color="auto" w:sz="4" w:space="0"/>
+            <w:insideH w:val="single" w:color="auto" w:sz="4" w:space="0"/>
+            <w:insideV w:val="single" w:color="auto" w:sz="4" w:space="0"/>
+          </w:tblBorders>
+          <w:tblCellMar>
+            <w:top w:w="0" w:type="dxa"/>
+            <w:left w:w="108" w:type="dxa"/>
+            <w:bottom w:w="0" w:type="dxa"/>
+            <w:right w:w="108" w:type="dxa"/>
+          </w:tblCellMar>
+        </w:tblPrEx>
+        <w:tc>
+          <w:tcPr>
+            <w:tcW w:w="2448" w:type="dxa"/>
+            <w:shd w:val="clear" w:color="auto" w:fill="EEF2F7"/>
+          </w:tcPr>
+          <w:p>
+            <w:pPr>
+              <w:spacing w:after="0" w:line="240" w:lineRule="auto"/>
+            </w:pPr>
+            <w:r>
+              <w:t xml:space="preserve">UserPresenceChanged</w:t>
+            </w:r>
+          </w:p>
+        </w:tc>
+        <w:tc>
+          <w:tcPr>
+            <w:tcW w:w="2736" w:type="dxa"/>
+            <w:shd w:val="clear" w:color="auto" w:fill="EEF2F7"/>
+          </w:tcPr>
+          <w:p>
+            <w:pPr>
+              <w:spacing w:after="0" w:line="240" w:lineRule="auto"/>
+            </w:pPr>
+            <w:r>
+              <w:t xml:space="preserve">SystemHub.OnConnectedAsync / OnDisconnectedAsync</w:t>
+            </w:r>
+          </w:p>
+        </w:tc>
+        <w:tc>
+          <w:tcPr>
+            <w:tcW w:w="2304" w:type="dxa"/>
+            <w:shd w:val="clear" w:color="auto" w:fill="EEF2F7"/>
+          </w:tcPr>
+          <w:p>
+            <w:pPr>
+              <w:spacing w:after="0" w:line="240" w:lineRule="auto"/>
+            </w:pPr>
+            <w:r>
+              <w:rPr>
+                <w:sz w:val="18"/>
+              </w:rPr>
+              <w:t xml:space="preserve">Svi povezani klijenti</w:t>
+            </w:r>
+          </w:p>
+        </w:tc>
+        <w:tc>
+          <w:tcPr>
+            <w:tcW w:w="3456" w:type="dxa"/>
+            <w:shd w:val="clear" w:color="auto" w:fill="EEF2F7"/>
+          </w:tcPr>
+          <w:p>
+            <w:pPr>
+              <w:spacing w:after="0" w:line="240" w:lineRule="auto"/>
+            </w:pPr>
+            <w:r>
+              <w:rPr>
+                <w:sz w:val="18"/>
+              </w:rPr>
+              <w:t xml:space="preserve">{ UserId, IsOnline }</w:t>
+            </w:r>
+          </w:p>
+        </w:tc>
+      </w:tr>
+      <w:tr>
+        <w:tblPrEx>
+          <w:tblBorders>
+            <w:top w:val="single" w:color="auto" w:sz="4" w:space="0"/>
+            <w:left w:val="single" w:color="auto" w:sz="4" w:space="0"/>
+            <w:bottom w:val="single" w:color="auto" w:sz="4" w:space="0"/>
+            <w:right w:val="single" w:color="auto" w:sz="4" w:space="0"/>
+            <w:insideH w:val="single" w:color="auto" w:sz="4" w:space="0"/>
+            <w:insideV w:val="single" w:color="auto" w:sz="4" w:space="0"/>
+          </w:tblBorders>
+          <w:tblCellMar>
+            <w:top w:w="0" w:type="dxa"/>
+            <w:left w:w="108" w:type="dxa"/>
+            <w:bottom w:w="0" w:type="dxa"/>
+            <w:right w:w="108" w:type="dxa"/>
+          </w:tblCellMar>
+        </w:tblPrEx>
+        <w:tc>
+          <w:tcPr>
+            <w:tcW w:w="2448" w:type="dxa"/>
+            <w:shd w:val="clear" w:color="auto" w:fill="EEF2F7"/>
+          </w:tcPr>
+          <w:p>
+            <w:pPr>
+              <w:spacing w:after="0" w:line="240" w:lineRule="auto"/>
+            </w:pPr>
+            <w:r>
+              <w:t xml:space="preserve">BoardBroadcastEvents (WorkItemCreated, WorkItemUpdated, CommentCreated, SubWorkItem*, BoardLocked...)</w:t>
+            </w:r>
+          </w:p>
+        </w:tc>
+        <w:tc>
+          <w:tcPr>
+            <w:tcW w:w="2736" w:type="dxa"/>
+            <w:shd w:val="clear" w:color="auto" w:fill="EEF2F7"/>
+          </w:tcPr>
+          <w:p>
+            <w:pPr>
+              <w:spacing w:after="0" w:line="240" w:lineRule="auto"/>
+            </w:pPr>
+            <w:r>
+              <w:t xml:space="preserve">SignalRDomainEventObserver</w:t>
+            </w:r>
+          </w:p>
+        </w:tc>
+        <w:tc>
+          <w:tcPr>
+            <w:tcW w:w="2304" w:type="dxa"/>
+            <w:shd w:val="clear" w:color="auto" w:fill="EEF2F7"/>
+          </w:tcPr>
+          <w:p>
+            <w:pPr>
+              <w:spacing w:after="0" w:line="240" w:lineRule="auto"/>
+            </w:pPr>
+            <w:r>
+              <w:rPr>
+                <w:sz w:val="18"/>
+              </w:rPr>
+              <w:t xml:space="preserve">Svi klijenti u grupi board-{boardId}</w:t>
+            </w:r>
+          </w:p>
+        </w:tc>
+        <w:tc>
+          <w:tcPr>
+            <w:tcW w:w="3456" w:type="dxa"/>
+            <w:shd w:val="clear" w:color="auto" w:fill="EEF2F7"/>
+          </w:tcPr>
+          <w:p>
+            <w:pPr>
+              <w:spacing w:after="0" w:line="240" w:lineRule="auto"/>
+            </w:pPr>
+            <w:r>
+              <w:rPr>
+                <w:sz w:val="18"/>
+              </w:rPr>
+              <w:t xml:space="preserve">Payload domenskog događaja (sadrži BoardId)</w:t>
+            </w:r>
+          </w:p>
+        </w:tc>
+      </w:tr>
     </w:tbl>
     <w:p/>
     <w:p>
@@ -4881,7 +4292,7 @@
           <w:rFonts w:ascii="Courier New" w:hAnsi="Courier New"/>
           <w:sz w:val="18"/>
         </w:rPr>
-        <w:t xml:space="preserve">    this.messageReceivedSubject.next(message);</w:t>
+        <w:t xml:space="preserve">    this.chatMessageSubject.next(message);</w:t>
       </w:r>
     </w:p>
     <w:p>
@@ -4922,7 +4333,7 @@
         <w:ind w:left="432"/>
       </w:pPr>
       <w:r>
-        <w:t>Korisnik se automatski dodaje u grupu user-{userId} u SystemHub.OnConnectedAsync (nije potreban JoinUserGroup).</w:t>
+        <w:t>Korisnik se automatski dodaje u grupu user-{userId} u SystemHub.OnConnectedAsync (nije potreban JoinUserGroup). Pri otvaranju ploče klijent poziva hub metodu JoinBoard(boardId), pri napuštanju LeaveBoard(boardId), a nakon automatske rekonekcije ponovo se pridružuje aktivnoj ploči.</w:t>
       </w:r>
     </w:p>
     <w:p>
@@ -4931,7 +4342,7 @@
         <w:jc w:val="both"/>
       </w:pPr>
       <w:r>
-        <w:t>SignalRService implementira RxJS Subject&lt;ChatApiMessage&gt; obrazac: dolazne SignalR poruke se emituju kroz messageReceived$ Observable, na koji se komponente pretplaćuju kako bi reaktivno prikazivale nove poruke bez ručnog osvježavanja.</w:t>
+        <w:t>SignalRService implementira RxJS Subject&lt;ChatApiMessage&gt; obrazac: dolazne SignalR poruke se emituju kroz chatMessage$ Observable, na koji se komponente pretplaćuju kako bi reaktivno prikazivale nove poruke bez ručnog osvježavanja.</w:t>
       </w:r>
     </w:p>
     <w:tbl>
@@ -5045,7 +4456,7 @@
               <w:rPr>
                 <w:sz w:val="18"/>
               </w:rPr>
-              <w:t>connect(userId)</w:t>
+              <w:t>connect()</w:t>
             </w:r>
           </w:p>
         </w:tc>
@@ -5109,7 +4520,7 @@
               <w:rPr>
                 <w:sz w:val="18"/>
               </w:rPr>
-              <w:t>Poziva LeaveUserGroup, zaustavlja konekciju, briše lokalno stanje</w:t>
+              <w:t>Zaustavlja konekciju i briše lokalno stanje (uključujući aktivnu board grupu)</w:t>
             </w:r>
           </w:p>
         </w:tc>
@@ -5138,7 +4549,7 @@
               <w:rPr>
                 <w:sz w:val="18"/>
               </w:rPr>
-              <w:t>messageReceived$ (Observable)</w:t>
+              <w:t>chatMessage$ (Observable)</w:t>
             </w:r>
           </w:p>
         </w:tc>
@@ -5189,7 +4600,7 @@
               <w:rPr>
                 <w:sz w:val="18"/>
               </w:rPr>
-              <w:t>sendMessage(payload)</w:t>
+              <w:t>ChatService.sendMessage(payload)</w:t>
             </w:r>
           </w:p>
         </w:tc>
@@ -5240,7 +4651,7 @@
               <w:rPr>
                 <w:sz w:val="18"/>
               </w:rPr>
-              <w:t>getMessages(conversationId)</w:t>
+              <w:t>ChatService.getMessages(conversationId)</w:t>
             </w:r>
           </w:p>
         </w:tc>
@@ -5308,6 +4719,106 @@
                 <w:sz w:val="18"/>
               </w:rPr>
               <w:t>SignalR automatski pokušava reconnect pri padu veze</w:t>
+            </w:r>
+          </w:p>
+        </w:tc>
+      </w:tr>
+      <w:tr>
+        <w:tblPrEx>
+          <w:tblBorders>
+            <w:top w:val="single" w:color="auto" w:sz="4" w:space="0"/>
+            <w:left w:val="single" w:color="auto" w:sz="4" w:space="0"/>
+            <w:bottom w:val="single" w:color="auto" w:sz="4" w:space="0"/>
+            <w:right w:val="single" w:color="auto" w:sz="4" w:space="0"/>
+            <w:insideH w:val="single" w:color="auto" w:sz="4" w:space="0"/>
+            <w:insideV w:val="single" w:color="auto" w:sz="4" w:space="0"/>
+          </w:tblBorders>
+          <w:tblCellMar>
+            <w:top w:w="0" w:type="dxa"/>
+            <w:left w:w="108" w:type="dxa"/>
+            <w:bottom w:w="0" w:type="dxa"/>
+            <w:right w:w="108" w:type="dxa"/>
+          </w:tblCellMar>
+        </w:tblPrEx>
+        <w:tc>
+          <w:tcPr>
+            <w:tcW w:w="3456" w:type="dxa"/>
+          </w:tcPr>
+          <w:p>
+            <w:pPr>
+              <w:spacing w:after="0" w:line="240" w:lineRule="auto"/>
+            </w:pPr>
+            <w:r>
+              <w:rPr>
+                <w:sz w:val="18"/>
+              </w:rPr>
+              <w:t xml:space="preserve">joinBoard(boardId) / leaveBoard(boardId)</w:t>
+            </w:r>
+          </w:p>
+        </w:tc>
+        <w:tc>
+          <w:tcPr>
+            <w:tcW w:w="6048" w:type="dxa"/>
+          </w:tcPr>
+          <w:p>
+            <w:pPr>
+              <w:spacing w:after="0" w:line="240" w:lineRule="auto"/>
+            </w:pPr>
+            <w:r>
+              <w:rPr>
+                <w:sz w:val="18"/>
+              </w:rPr>
+              <w:t xml:space="preserve">Pridruživanje i napuštanje board-{boardId} grupe preko hub metoda JoinBoard/LeaveBoard</w:t>
+            </w:r>
+          </w:p>
+        </w:tc>
+      </w:tr>
+      <w:tr>
+        <w:tblPrEx>
+          <w:tblBorders>
+            <w:top w:val="single" w:color="auto" w:sz="4" w:space="0"/>
+            <w:left w:val="single" w:color="auto" w:sz="4" w:space="0"/>
+            <w:bottom w:val="single" w:color="auto" w:sz="4" w:space="0"/>
+            <w:right w:val="single" w:color="auto" w:sz="4" w:space="0"/>
+            <w:insideH w:val="single" w:color="auto" w:sz="4" w:space="0"/>
+            <w:insideV w:val="single" w:color="auto" w:sz="4" w:space="0"/>
+          </w:tblBorders>
+          <w:tblCellMar>
+            <w:top w:w="0" w:type="dxa"/>
+            <w:left w:w="108" w:type="dxa"/>
+            <w:bottom w:w="0" w:type="dxa"/>
+            <w:right w:w="108" w:type="dxa"/>
+          </w:tblCellMar>
+        </w:tblPrEx>
+        <w:tc>
+          <w:tcPr>
+            <w:tcW w:w="3456" w:type="dxa"/>
+          </w:tcPr>
+          <w:p>
+            <w:pPr>
+              <w:spacing w:after="0" w:line="240" w:lineRule="auto"/>
+            </w:pPr>
+            <w:r>
+              <w:rPr>
+                <w:sz w:val="18"/>
+              </w:rPr>
+              <w:t xml:space="preserve">boardContent$, userPresence$, workItemWriteAccess$, workItemUnlocked$, notifications$</w:t>
+            </w:r>
+          </w:p>
+        </w:tc>
+        <w:tc>
+          <w:tcPr>
+            <w:tcW w:w="6048" w:type="dxa"/>
+          </w:tcPr>
+          <w:p>
+            <w:pPr>
+              <w:spacing w:after="0" w:line="240" w:lineRule="auto"/>
+            </w:pPr>
+            <w:r>
+              <w:rPr>
+                <w:sz w:val="18"/>
+              </w:rPr>
+              <w:t xml:space="preserve">RxJS tokovi board događaja, prisutnosti korisnika, dodele write pristupa, otključavanja zadatka i in-app notifikacija</w:t>
             </w:r>
           </w:p>
         </w:tc>
@@ -8273,7 +7784,7 @@
               <w:rPr>
                 <w:sz w:val="18"/>
               </w:rPr>
-              <w:t>Aktivno filtrira događaje preko HashSet-a UserTargetedEvents i prosleđuje ih ciljanim korisnicima preko INotificationService.SendToUserAsync</w:t>
+              <w:t>Aktivno filtrira događaje preko HashSet-a UserTargetedEvents i prosleđuje ih ciljanim korisnicima preko INotificationService.SendToUserAsync; događaje iz skupa BoardBroadcastEvents emituje svim klijentima u grupi board-{boardId} preko SendToGroupAsync</w:t>
             </w:r>
           </w:p>
         </w:tc>
@@ -8541,7 +8052,7 @@
           <w:rFonts w:ascii="Courier New" w:hAnsi="Courier New"/>
           <w:sz w:val="18"/>
         </w:rPr>
-        <w:t>// 3b. SignalRDomainEventObserver → INotificationService.SendToUserAsync za ciljane dogadaje// 4. DomainEventConsumerService konzumira iz reda i persists u DB</w:t>
+        <w:t>// 3b. SignalRDomainEventObserver → INotificationService.SendToUserAsync za ciljane dogadaje, SendToGroupAsync za board događaje// 4. DomainEventConsumerService konzumira iz reda i persists u DB</w:t>
       </w:r>
     </w:p>
     <w:p>
@@ -10769,7 +10280,7 @@
           <w:rFonts w:ascii="Courier New" w:hAnsi="Courier New"/>
           <w:sz w:val="18"/>
         </w:rPr>
-        <w:t>hubConnection.on("ChatMessageReceived", msg =&gt; messageReceivedSubject.next(msg));</w:t>
+        <w:t>hubConnection.on("ChatMessageReceived", msg =&gt; chatMessageSubject.next(msg));</w:t>
       </w:r>
     </w:p>
     <w:p>
@@ -11936,6 +11447,66 @@
           </w:p>
         </w:tc>
       </w:tr>
+      <w:tr>
+        <w:tblPrEx>
+          <w:tblBorders>
+            <w:top w:val="single" w:color="auto" w:sz="4" w:space="0"/>
+            <w:left w:val="single" w:color="auto" w:sz="4" w:space="0"/>
+            <w:bottom w:val="single" w:color="auto" w:sz="4" w:space="0"/>
+            <w:right w:val="single" w:color="auto" w:sz="4" w:space="0"/>
+            <w:insideH w:val="single" w:color="auto" w:sz="4" w:space="0"/>
+            <w:insideV w:val="single" w:color="auto" w:sz="4" w:space="0"/>
+          </w:tblBorders>
+          <w:tblCellMar>
+            <w:top w:w="0" w:type="dxa"/>
+            <w:left w:w="108" w:type="dxa"/>
+            <w:bottom w:w="0" w:type="dxa"/>
+            <w:right w:w="108" w:type="dxa"/>
+          </w:tblCellMar>
+        </w:tblPrEx>
+        <w:tc>
+          <w:tcPr>
+            <w:tcW w:w="2592" w:type="dxa"/>
+          </w:tcPr>
+          <w:p>
+            <w:pPr>
+              <w:spacing w:after="0" w:line="240" w:lineRule="auto"/>
+            </w:pPr>
+            <w:r>
+              <w:t xml:space="preserve">UserPresenceChanged</w:t>
+            </w:r>
+          </w:p>
+        </w:tc>
+        <w:tc>
+          <w:tcPr>
+            <w:tcW w:w="3456" w:type="dxa"/>
+          </w:tcPr>
+          <w:p>
+            <w:pPr>
+              <w:spacing w:after="0" w:line="240" w:lineRule="auto"/>
+            </w:pPr>
+            <w:r>
+              <w:t xml:space="preserve">SystemHub konekcija/diskonekcija</w:t>
+            </w:r>
+          </w:p>
+        </w:tc>
+        <w:tc>
+          <w:tcPr>
+            <w:tcW w:w="4608" w:type="dxa"/>
+          </w:tcPr>
+          <w:p>
+            <w:pPr>
+              <w:spacing w:after="0" w:line="240" w:lineRule="auto"/>
+            </w:pPr>
+            <w:r>
+              <w:rPr>
+                <w:sz w:val="18"/>
+              </w:rPr>
+              <w:t xml:space="preserve">Svi klijenti ažuriraju online/offline indikator korisnika</w:t>
+            </w:r>
+          </w:p>
+        </w:tc>
+      </w:tr>
     </w:tbl>
     <w:p/>
     <w:p>
@@ -12904,7 +12475,7 @@
           <w:b w:val="0"/>
           <w:i w:val="0"/>
         </w:rPr>
-        <w:t>Sistem je spreman za buduće proširenje: SignalRDomainEventObserver je registrovan kao tačka proširenja za broadcast domenskih događaja svim korisnicima workspacea, a UserEventConsumerService pruža infrastrukturu za obradu korisničkih događaja kao što su registracija, prijava i promena</w:t>
+        <w:t>Sistem je spreman za buduće proširenje: broadcast sadržajnih događaja ploče implementiran je kroz board-{boardId} SignalR grupe i skup BoardBroadcastEvents, a UserEventConsumerService pruža infrastrukturu za obradu korisničkih događaja kao što su registracija, prijava i promena</w:t>
       </w:r>
       <w:bookmarkStart w:id="62" w:name="_GoBack"/>
       <w:bookmarkEnd w:id="62"/>
